--- a/Паспорт итогового проекта, Забнин Платон.docx
+++ b/Паспорт итогового проекта, Забнин Платон.docx
@@ -37,7 +37,7 @@
     <w:p>
       <w:r>
         <w:tab/>
-        <w:t>Написать движок, который позволяет нарисовать дорожную сеть</w:t>
+        <w:t>Выполнить анализ алгоритмов</w:t>
       </w:r>
     </w:p>
     <w:p>
@@ -48,7 +48,10 @@
     </w:p>
     <w:p>
       <w:r>
-        <w:t>Проблема: сейчас в мире нет доступных инструментов для моделирования траффика: либо дорогостоящие профессиональные, либо симулирующие траффик только на определённых кейсах</w:t>
+        <w:t xml:space="preserve">Проблема: сейчас в мире нет </w:t>
+      </w:r>
+      <w:r>
+        <w:t>ресурсов, которые бы наглядно показывали и аппроксимировали существующие алгоритмы</w:t>
       </w:r>
     </w:p>
     <w:sectPr>
